--- a/Diplomata_ES/docx/4부8화_La_Gaceta.docx
+++ b/Diplomata_ES/docx/4부8화_La_Gaceta.docx
@@ -4797,7 +4797,7 @@
           <w:color w:val="1F2A44"/>
           <w:sz w:val="26"/>
         </w:rPr>
-        <w:t>협의실 — LA SALA DE CONSULTAS</w:t>
+        <w:t>복도 — EL PASILLO DE LAS CONSULTAS</w:t>
       </w:r>
     </w:p>
     <w:p>
